--- a/writeup_pack/DRAFT_v10.docx
+++ b/writeup_pack/DRAFT_v10.docx
@@ -158,7 +158,7 @@
         <w:t>1. It copies a number exactly when the question's scope can be stretched to justify it, and refuses when it cannot.</w:t>
       </w:r>
       <w:r>
-        <w:t xml:space="preserve"> This is the main result. Attach a correct answer to a checkable question and it is copied 234 of 234 times; attach a wrong one and 0 of 239. Attach a number no Fermi estimate could produce, 26,143,882, and 59 of 60 answers give it back with a calculation written for it. The clean version of the test holds the number fixed and moves the question instead. The same 26,000,000,000 is copied 19 times in 20 when the question asks about every bridge tournament in Poland, and 0 times in 20 when it asks about a single final table. The same 1,100,000 is copied 1 time in 20 for one gym class and 20 times in 20 for a studio's classes over a year. Nothing changes but the noun phrase naming the scope. I wrote these predictions down before running anything.</w:t>
+        <w:t xml:space="preserve"> This is the main result. Attach a correct answer to a checkable question and it is copied 234 of 234 times; attach a wrong one and 0 of 239. Attach a number no Fermi estimate could produce, 26,143,882, and 59 of 60 answers give it back with a calculation written for it. The clean version of the test holds the number fixed and moves the question instead. The same 26,000,000,000 is copied 19 times in 20 when the question asks about every bridge tournament in Poland, and 0 times in 20 when it asks about a single final table. The same 1,100,000 is copied 1 time in 20 for one gym class and 20 times in 20 for a studio's classes over a year. I wrote these predictions down before running anything. The bridge pair holds the question's wording fixed apart from the scope; the steps pair also changes an average into a total, so the bridge swap is the one that carries the claim.</w:t>
       </w:r>
     </w:p>
     <w:p>
@@ -216,7 +216,7 @@
         <w:t>2. What makes a number defensible is measurable, and it is not the number's size.</w:t>
       </w:r>
       <w:r>
-        <w:t xml:space="preserve"> Each question's no-number answers have a spread, and that spread is what its scope is worth: a question about a whole country admits a wide range of honest answers, a question about one table does not. Distance from the model's own centre, in units of that question's own spread, tracks copying across all sixteen conditions at −0.88; raw distance in orders of magnitude tracks it at −0.68. Size alone is ruled out by a matched pair: two numbers sitting at the same distance in orders of magnitude, 3.12 and 3.09, are copied 19 of 20 and 1 of 20. </w:t>
+        <w:t xml:space="preserve"> Each question's no-number answers have a spread, and that spread is what its scope is worth: a question about a whole country admits a wide range of honest answers, a question about one table does not. Distance from the model's own centre, in units of that question's own spread, tracks copying across all sixteen conditions across questions well; raw distance in orders of magnitude does not. Size alone is ruled out by a matched pair: two numbers sitting at the same distance in orders of magnitude, 3.12 and 3.09, are copied 19 of 20 and 1 of 20. </w:t>
       </w:r>
       <w:r>
         <w:rPr>
@@ -5365,7 +5365,7 @@
     </w:p>
     <w:p>
       <w:r>
-        <w:t>Each question's no-number answers have a spread, and that spread is what the question's scope is worth: a question about every tournament in a country admits a wide range of honest answers, a question about one table does not. Measuring each attached number's distance from its own question's centre, in units of that question's own spread, puts all sixteen number-attached cells on one axis (Figure 1, right). That measure tracks copying at −0.88 (Spearman, p = 8e-6); raw distance, ignoring the question, tracks it at −0.68. Size alone is ruled out by the matched pair: the bridge and steps ×1000 numbers sit at almost exactly the same distance in orders of magnitude, 3.12 and 3.09, and are copied 19 of 20 against 1 of 20.</w:t>
+        <w:t>Each question's no-number answers have a spread, and that spread is what the question's scope is worth: a question about every tournament in a country admits a wide range of honest answers, a question about one table does not. Measuring each attached number's distance from its own question's centre, in units of that question's own spread, puts all sixteen number-attached cells on one axis (Figure 1, right). The sixteen cells are not independent, though: seven of them are the steps question, and within one question a bigger numeral is both further away and less copyable, so a correlation across all sixteen would mostly restate that. The claim that needs testing is whether normalising by a question's own spread makes different questions comparable, so the test uses only pairs drawn from different questions. By that measure the cell further away has the lower copy rate in 72 of 82 cross-question pairs (0.88); using raw distance and ignoring the question, 59 of 82 (0.72). Size alone is ruled out by the matched pair: the bridge and steps ×1000 numbers sit at almost exactly the same distance in orders of magnitude, 3.12 and 3.09, and are copied 19 of 20 against 1 of 20.</w:t>
       </w:r>
     </w:p>
     <w:p>
